--- a/00-首页/题组Word/第一轮·竞赛教材版/第一轮原理-6-酸碱理论-教师版.docx
+++ b/00-首页/题组Word/第一轮·竞赛教材版/第一轮原理-6-酸碱理论-教师版.docx
@@ -6488,119 +6488,6 @@
     </w:p>
     <w:p>
       <w:pPr>
-        <w:pStyle w:val="BlockText"/>
-      </w:pPr>
-      <w:r>
-        <w:rPr>
-          <w:rFonts w:hint="eastAsia" w:ascii="Times New Roman" w:hAnsi="Times New Roman" w:eastAsia="FangSong" w:cs="Times New Roman"/>
-        </w:rPr>
-        <w:t xml:space="preserve">答案见</w:t>
-      </w:r>
-      <w:r>
-        <w:rPr>
-          <w:rFonts w:ascii="Times New Roman" w:hAnsi="Times New Roman" w:eastAsia="Times New Roman" w:cs="Times New Roman"/>
-        </w:rPr>
-        <w:t xml:space="preserve"> </w:t>
-      </w:r>
-      <w:r>
-        <w:rPr>
-          <w:rFonts w:hint="eastAsia" w:ascii="Times New Roman" w:hAnsi="Times New Roman" w:eastAsia="Times New Roman" w:cs="Times New Roman"/>
-        </w:rPr>
-        <w:t>04-</w:t>
-      </w:r>
-      <w:r>
-        <w:rPr>
-          <w:rFonts w:hint="eastAsia" w:ascii="Times New Roman" w:hAnsi="Times New Roman" w:eastAsia="FangSong" w:cs="Times New Roman"/>
-        </w:rPr>
-        <w:t>题库</w:t>
-      </w:r>
-      <w:r>
-        <w:rPr>
-          <w:rFonts w:hint="eastAsia" w:ascii="Times New Roman" w:hAnsi="Times New Roman" w:eastAsia="Times New Roman" w:cs="Times New Roman"/>
-        </w:rPr>
-        <w:t>/</w:t>
-      </w:r>
-      <w:r>
-        <w:rPr>
-          <w:rFonts w:hint="eastAsia" w:ascii="Times New Roman" w:hAnsi="Times New Roman" w:eastAsia="FangSong" w:cs="Times New Roman"/>
-        </w:rPr>
-        <w:t>教材习题</w:t>
-      </w:r>
-      <w:r>
-        <w:rPr>
-          <w:rFonts w:hint="eastAsia" w:ascii="Times New Roman" w:hAnsi="Times New Roman" w:eastAsia="Times New Roman" w:cs="Times New Roman"/>
-        </w:rPr>
-        <w:t>/</w:t>
-      </w:r>
-      <w:r>
-        <w:rPr>
-          <w:rFonts w:hint="eastAsia" w:ascii="Times New Roman" w:hAnsi="Times New Roman" w:eastAsia="FangSong" w:cs="Times New Roman"/>
-        </w:rPr>
-        <w:t>化学竞赛初赛讲义</w:t>
-      </w:r>
-      <w:r>
-        <w:rPr>
-          <w:rFonts w:hint="eastAsia" w:ascii="Times New Roman" w:hAnsi="Times New Roman" w:eastAsia="Times New Roman" w:cs="Times New Roman"/>
-        </w:rPr>
-        <w:t>/</w:t>
-      </w:r>
-      <w:r>
-        <w:rPr>
-          <w:rFonts w:hint="eastAsia" w:ascii="Times New Roman" w:hAnsi="Times New Roman" w:eastAsia="FangSong" w:cs="Times New Roman"/>
-        </w:rPr>
-        <w:t>答案</w:t>
-      </w:r>
-      <w:r>
-        <w:rPr>
-          <w:rFonts w:hint="eastAsia" w:ascii="Times New Roman" w:hAnsi="Times New Roman" w:eastAsia="Times New Roman" w:cs="Times New Roman"/>
-        </w:rPr>
-        <w:t>/</w:t>
-      </w:r>
-      <w:r>
-        <w:rPr>
-          <w:rFonts w:hint="eastAsia" w:ascii="Times New Roman" w:hAnsi="Times New Roman" w:eastAsia="FangSong" w:cs="Times New Roman"/>
-        </w:rPr>
-        <w:t>第</w:t>
-      </w:r>
-      <w:r>
-        <w:rPr>
-          <w:rFonts w:hint="eastAsia" w:ascii="Times New Roman" w:hAnsi="Times New Roman" w:eastAsia="Times New Roman" w:cs="Times New Roman"/>
-        </w:rPr>
-        <w:t>9</w:t>
-      </w:r>
-      <w:r>
-        <w:rPr>
-          <w:rFonts w:hint="eastAsia" w:ascii="Times New Roman" w:hAnsi="Times New Roman" w:eastAsia="FangSong" w:cs="Times New Roman"/>
-        </w:rPr>
-        <w:t>讲</w:t>
-      </w:r>
-      <w:r>
-        <w:rPr>
-          <w:rFonts w:hint="eastAsia" w:ascii="Times New Roman" w:hAnsi="Times New Roman" w:eastAsia="Times New Roman" w:cs="Times New Roman"/>
-        </w:rPr>
-        <w:t>-</w:t>
-      </w:r>
-      <w:r>
-        <w:rPr>
-          <w:rFonts w:hint="eastAsia" w:ascii="Times New Roman" w:hAnsi="Times New Roman" w:eastAsia="FangSong" w:cs="Times New Roman"/>
-        </w:rPr>
-        <w:t>溶液与化学分析</w:t>
-      </w:r>
-      <w:r>
-        <w:rPr>
-          <w:rFonts w:hint="eastAsia" w:ascii="Times New Roman" w:hAnsi="Times New Roman" w:eastAsia="Times New Roman" w:cs="Times New Roman"/>
-        </w:rPr>
-        <w:t>-</w:t>
-      </w:r>
-      <w:r>
-        <w:rPr>
-          <w:rFonts w:hint="eastAsia" w:ascii="Times New Roman" w:hAnsi="Times New Roman" w:eastAsia="FangSong" w:cs="Times New Roman"/>
-        </w:rPr>
-        <w:t>答案</w:t>
-      </w:r>
-    </w:p>
-    <w:p>
-      <w:pPr>
         <w:spacing w:before="160" w:after="80"/>
       </w:pPr>
       <w:r>
@@ -8716,119 +8603,6 @@
     </w:p>
     <w:p>
       <w:pPr>
-        <w:pStyle w:val="BlockText"/>
-      </w:pPr>
-      <w:r>
-        <w:rPr>
-          <w:rFonts w:hint="eastAsia" w:ascii="Times New Roman" w:hAnsi="Times New Roman" w:eastAsia="FangSong" w:cs="Times New Roman"/>
-        </w:rPr>
-        <w:t xml:space="preserve">答案见</w:t>
-      </w:r>
-      <w:r>
-        <w:rPr>
-          <w:rFonts w:ascii="Times New Roman" w:hAnsi="Times New Roman" w:eastAsia="Times New Roman" w:cs="Times New Roman"/>
-        </w:rPr>
-        <w:t xml:space="preserve"> </w:t>
-      </w:r>
-      <w:r>
-        <w:rPr>
-          <w:rFonts w:hint="eastAsia" w:ascii="Times New Roman" w:hAnsi="Times New Roman" w:eastAsia="Times New Roman" w:cs="Times New Roman"/>
-        </w:rPr>
-        <w:t>04-</w:t>
-      </w:r>
-      <w:r>
-        <w:rPr>
-          <w:rFonts w:hint="eastAsia" w:ascii="Times New Roman" w:hAnsi="Times New Roman" w:eastAsia="FangSong" w:cs="Times New Roman"/>
-        </w:rPr>
-        <w:t>题库</w:t>
-      </w:r>
-      <w:r>
-        <w:rPr>
-          <w:rFonts w:hint="eastAsia" w:ascii="Times New Roman" w:hAnsi="Times New Roman" w:eastAsia="Times New Roman" w:cs="Times New Roman"/>
-        </w:rPr>
-        <w:t>/</w:t>
-      </w:r>
-      <w:r>
-        <w:rPr>
-          <w:rFonts w:hint="eastAsia" w:ascii="Times New Roman" w:hAnsi="Times New Roman" w:eastAsia="FangSong" w:cs="Times New Roman"/>
-        </w:rPr>
-        <w:t>教材习题</w:t>
-      </w:r>
-      <w:r>
-        <w:rPr>
-          <w:rFonts w:hint="eastAsia" w:ascii="Times New Roman" w:hAnsi="Times New Roman" w:eastAsia="Times New Roman" w:cs="Times New Roman"/>
-        </w:rPr>
-        <w:t>/</w:t>
-      </w:r>
-      <w:r>
-        <w:rPr>
-          <w:rFonts w:hint="eastAsia" w:ascii="Times New Roman" w:hAnsi="Times New Roman" w:eastAsia="FangSong" w:cs="Times New Roman"/>
-        </w:rPr>
-        <w:t>化学竞赛初赛讲义</w:t>
-      </w:r>
-      <w:r>
-        <w:rPr>
-          <w:rFonts w:hint="eastAsia" w:ascii="Times New Roman" w:hAnsi="Times New Roman" w:eastAsia="Times New Roman" w:cs="Times New Roman"/>
-        </w:rPr>
-        <w:t>/</w:t>
-      </w:r>
-      <w:r>
-        <w:rPr>
-          <w:rFonts w:hint="eastAsia" w:ascii="Times New Roman" w:hAnsi="Times New Roman" w:eastAsia="FangSong" w:cs="Times New Roman"/>
-        </w:rPr>
-        <w:t>答案</w:t>
-      </w:r>
-      <w:r>
-        <w:rPr>
-          <w:rFonts w:hint="eastAsia" w:ascii="Times New Roman" w:hAnsi="Times New Roman" w:eastAsia="Times New Roman" w:cs="Times New Roman"/>
-        </w:rPr>
-        <w:t>/</w:t>
-      </w:r>
-      <w:r>
-        <w:rPr>
-          <w:rFonts w:hint="eastAsia" w:ascii="Times New Roman" w:hAnsi="Times New Roman" w:eastAsia="FangSong" w:cs="Times New Roman"/>
-        </w:rPr>
-        <w:t>第</w:t>
-      </w:r>
-      <w:r>
-        <w:rPr>
-          <w:rFonts w:hint="eastAsia" w:ascii="Times New Roman" w:hAnsi="Times New Roman" w:eastAsia="Times New Roman" w:cs="Times New Roman"/>
-        </w:rPr>
-        <w:t>9</w:t>
-      </w:r>
-      <w:r>
-        <w:rPr>
-          <w:rFonts w:hint="eastAsia" w:ascii="Times New Roman" w:hAnsi="Times New Roman" w:eastAsia="FangSong" w:cs="Times New Roman"/>
-        </w:rPr>
-        <w:t>讲</w:t>
-      </w:r>
-      <w:r>
-        <w:rPr>
-          <w:rFonts w:hint="eastAsia" w:ascii="Times New Roman" w:hAnsi="Times New Roman" w:eastAsia="Times New Roman" w:cs="Times New Roman"/>
-        </w:rPr>
-        <w:t>-</w:t>
-      </w:r>
-      <w:r>
-        <w:rPr>
-          <w:rFonts w:hint="eastAsia" w:ascii="Times New Roman" w:hAnsi="Times New Roman" w:eastAsia="FangSong" w:cs="Times New Roman"/>
-        </w:rPr>
-        <w:t>溶液与化学分析</w:t>
-      </w:r>
-      <w:r>
-        <w:rPr>
-          <w:rFonts w:hint="eastAsia" w:ascii="Times New Roman" w:hAnsi="Times New Roman" w:eastAsia="Times New Roman" w:cs="Times New Roman"/>
-        </w:rPr>
-        <w:t>-</w:t>
-      </w:r>
-      <w:r>
-        <w:rPr>
-          <w:rFonts w:hint="eastAsia" w:ascii="Times New Roman" w:hAnsi="Times New Roman" w:eastAsia="FangSong" w:cs="Times New Roman"/>
-        </w:rPr>
-        <w:t>答案</w:t>
-      </w:r>
-    </w:p>
-    <w:p>
-      <w:pPr>
         <w:spacing w:before="160" w:after="80"/>
       </w:pPr>
       <w:r>
@@ -9801,119 +9575,6 @@
     </w:p>
     <w:p>
       <w:pPr>
-        <w:pStyle w:val="BlockText"/>
-      </w:pPr>
-      <w:r>
-        <w:rPr>
-          <w:rFonts w:hint="eastAsia" w:ascii="Times New Roman" w:hAnsi="Times New Roman" w:eastAsia="FangSong" w:cs="Times New Roman"/>
-        </w:rPr>
-        <w:t xml:space="preserve">答案见</w:t>
-      </w:r>
-      <w:r>
-        <w:rPr>
-          <w:rFonts w:ascii="Times New Roman" w:hAnsi="Times New Roman" w:eastAsia="Times New Roman" w:cs="Times New Roman"/>
-        </w:rPr>
-        <w:t xml:space="preserve"> </w:t>
-      </w:r>
-      <w:r>
-        <w:rPr>
-          <w:rFonts w:hint="eastAsia" w:ascii="Times New Roman" w:hAnsi="Times New Roman" w:eastAsia="Times New Roman" w:cs="Times New Roman"/>
-        </w:rPr>
-        <w:t>04-</w:t>
-      </w:r>
-      <w:r>
-        <w:rPr>
-          <w:rFonts w:hint="eastAsia" w:ascii="Times New Roman" w:hAnsi="Times New Roman" w:eastAsia="FangSong" w:cs="Times New Roman"/>
-        </w:rPr>
-        <w:t>题库</w:t>
-      </w:r>
-      <w:r>
-        <w:rPr>
-          <w:rFonts w:hint="eastAsia" w:ascii="Times New Roman" w:hAnsi="Times New Roman" w:eastAsia="Times New Roman" w:cs="Times New Roman"/>
-        </w:rPr>
-        <w:t>/</w:t>
-      </w:r>
-      <w:r>
-        <w:rPr>
-          <w:rFonts w:hint="eastAsia" w:ascii="Times New Roman" w:hAnsi="Times New Roman" w:eastAsia="FangSong" w:cs="Times New Roman"/>
-        </w:rPr>
-        <w:t>教材习题</w:t>
-      </w:r>
-      <w:r>
-        <w:rPr>
-          <w:rFonts w:hint="eastAsia" w:ascii="Times New Roman" w:hAnsi="Times New Roman" w:eastAsia="Times New Roman" w:cs="Times New Roman"/>
-        </w:rPr>
-        <w:t>/</w:t>
-      </w:r>
-      <w:r>
-        <w:rPr>
-          <w:rFonts w:hint="eastAsia" w:ascii="Times New Roman" w:hAnsi="Times New Roman" w:eastAsia="FangSong" w:cs="Times New Roman"/>
-        </w:rPr>
-        <w:t>化学竞赛初赛讲义</w:t>
-      </w:r>
-      <w:r>
-        <w:rPr>
-          <w:rFonts w:hint="eastAsia" w:ascii="Times New Roman" w:hAnsi="Times New Roman" w:eastAsia="Times New Roman" w:cs="Times New Roman"/>
-        </w:rPr>
-        <w:t>/</w:t>
-      </w:r>
-      <w:r>
-        <w:rPr>
-          <w:rFonts w:hint="eastAsia" w:ascii="Times New Roman" w:hAnsi="Times New Roman" w:eastAsia="FangSong" w:cs="Times New Roman"/>
-        </w:rPr>
-        <w:t>答案</w:t>
-      </w:r>
-      <w:r>
-        <w:rPr>
-          <w:rFonts w:hint="eastAsia" w:ascii="Times New Roman" w:hAnsi="Times New Roman" w:eastAsia="Times New Roman" w:cs="Times New Roman"/>
-        </w:rPr>
-        <w:t>/</w:t>
-      </w:r>
-      <w:r>
-        <w:rPr>
-          <w:rFonts w:hint="eastAsia" w:ascii="Times New Roman" w:hAnsi="Times New Roman" w:eastAsia="FangSong" w:cs="Times New Roman"/>
-        </w:rPr>
-        <w:t>第</w:t>
-      </w:r>
-      <w:r>
-        <w:rPr>
-          <w:rFonts w:hint="eastAsia" w:ascii="Times New Roman" w:hAnsi="Times New Roman" w:eastAsia="Times New Roman" w:cs="Times New Roman"/>
-        </w:rPr>
-        <w:t>9</w:t>
-      </w:r>
-      <w:r>
-        <w:rPr>
-          <w:rFonts w:hint="eastAsia" w:ascii="Times New Roman" w:hAnsi="Times New Roman" w:eastAsia="FangSong" w:cs="Times New Roman"/>
-        </w:rPr>
-        <w:t>讲</w:t>
-      </w:r>
-      <w:r>
-        <w:rPr>
-          <w:rFonts w:hint="eastAsia" w:ascii="Times New Roman" w:hAnsi="Times New Roman" w:eastAsia="Times New Roman" w:cs="Times New Roman"/>
-        </w:rPr>
-        <w:t>-</w:t>
-      </w:r>
-      <w:r>
-        <w:rPr>
-          <w:rFonts w:hint="eastAsia" w:ascii="Times New Roman" w:hAnsi="Times New Roman" w:eastAsia="FangSong" w:cs="Times New Roman"/>
-        </w:rPr>
-        <w:t>溶液与化学分析</w:t>
-      </w:r>
-      <w:r>
-        <w:rPr>
-          <w:rFonts w:hint="eastAsia" w:ascii="Times New Roman" w:hAnsi="Times New Roman" w:eastAsia="Times New Roman" w:cs="Times New Roman"/>
-        </w:rPr>
-        <w:t>-</w:t>
-      </w:r>
-      <w:r>
-        <w:rPr>
-          <w:rFonts w:hint="eastAsia" w:ascii="Times New Roman" w:hAnsi="Times New Roman" w:eastAsia="FangSong" w:cs="Times New Roman"/>
-        </w:rPr>
-        <w:t>答案</w:t>
-      </w:r>
-    </w:p>
-    <w:p>
-      <w:pPr>
         <w:spacing w:before="160" w:after="80"/>
       </w:pPr>
       <w:r>
@@ -11881,119 +11542,6 @@
           <w:rFonts w:hint="eastAsia" w:ascii="Times New Roman" w:hAnsi="Times New Roman" w:eastAsia="Times New Roman" w:cs="Times New Roman"/>
         </w:rPr>
         <w:t>1.2</w:t>
-      </w:r>
-    </w:p>
-    <w:p>
-      <w:pPr>
-        <w:pStyle w:val="BlockText"/>
-      </w:pPr>
-      <w:r>
-        <w:rPr>
-          <w:rFonts w:hint="eastAsia" w:ascii="Times New Roman" w:hAnsi="Times New Roman" w:eastAsia="FangSong" w:cs="Times New Roman"/>
-        </w:rPr>
-        <w:t xml:space="preserve">答案见</w:t>
-      </w:r>
-      <w:r>
-        <w:rPr>
-          <w:rFonts w:ascii="Times New Roman" w:hAnsi="Times New Roman" w:eastAsia="Times New Roman" w:cs="Times New Roman"/>
-        </w:rPr>
-        <w:t xml:space="preserve"> </w:t>
-      </w:r>
-      <w:r>
-        <w:rPr>
-          <w:rFonts w:hint="eastAsia" w:ascii="Times New Roman" w:hAnsi="Times New Roman" w:eastAsia="Times New Roman" w:cs="Times New Roman"/>
-        </w:rPr>
-        <w:t>04-</w:t>
-      </w:r>
-      <w:r>
-        <w:rPr>
-          <w:rFonts w:hint="eastAsia" w:ascii="Times New Roman" w:hAnsi="Times New Roman" w:eastAsia="FangSong" w:cs="Times New Roman"/>
-        </w:rPr>
-        <w:t>题库</w:t>
-      </w:r>
-      <w:r>
-        <w:rPr>
-          <w:rFonts w:hint="eastAsia" w:ascii="Times New Roman" w:hAnsi="Times New Roman" w:eastAsia="Times New Roman" w:cs="Times New Roman"/>
-        </w:rPr>
-        <w:t>/</w:t>
-      </w:r>
-      <w:r>
-        <w:rPr>
-          <w:rFonts w:hint="eastAsia" w:ascii="Times New Roman" w:hAnsi="Times New Roman" w:eastAsia="FangSong" w:cs="Times New Roman"/>
-        </w:rPr>
-        <w:t>教材习题</w:t>
-      </w:r>
-      <w:r>
-        <w:rPr>
-          <w:rFonts w:hint="eastAsia" w:ascii="Times New Roman" w:hAnsi="Times New Roman" w:eastAsia="Times New Roman" w:cs="Times New Roman"/>
-        </w:rPr>
-        <w:t>/</w:t>
-      </w:r>
-      <w:r>
-        <w:rPr>
-          <w:rFonts w:hint="eastAsia" w:ascii="Times New Roman" w:hAnsi="Times New Roman" w:eastAsia="FangSong" w:cs="Times New Roman"/>
-        </w:rPr>
-        <w:t>化学竞赛初赛讲义</w:t>
-      </w:r>
-      <w:r>
-        <w:rPr>
-          <w:rFonts w:hint="eastAsia" w:ascii="Times New Roman" w:hAnsi="Times New Roman" w:eastAsia="Times New Roman" w:cs="Times New Roman"/>
-        </w:rPr>
-        <w:t>/</w:t>
-      </w:r>
-      <w:r>
-        <w:rPr>
-          <w:rFonts w:hint="eastAsia" w:ascii="Times New Roman" w:hAnsi="Times New Roman" w:eastAsia="FangSong" w:cs="Times New Roman"/>
-        </w:rPr>
-        <w:t>答案</w:t>
-      </w:r>
-      <w:r>
-        <w:rPr>
-          <w:rFonts w:hint="eastAsia" w:ascii="Times New Roman" w:hAnsi="Times New Roman" w:eastAsia="Times New Roman" w:cs="Times New Roman"/>
-        </w:rPr>
-        <w:t>/</w:t>
-      </w:r>
-      <w:r>
-        <w:rPr>
-          <w:rFonts w:hint="eastAsia" w:ascii="Times New Roman" w:hAnsi="Times New Roman" w:eastAsia="FangSong" w:cs="Times New Roman"/>
-        </w:rPr>
-        <w:t>第</w:t>
-      </w:r>
-      <w:r>
-        <w:rPr>
-          <w:rFonts w:hint="eastAsia" w:ascii="Times New Roman" w:hAnsi="Times New Roman" w:eastAsia="Times New Roman" w:cs="Times New Roman"/>
-        </w:rPr>
-        <w:t>9</w:t>
-      </w:r>
-      <w:r>
-        <w:rPr>
-          <w:rFonts w:hint="eastAsia" w:ascii="Times New Roman" w:hAnsi="Times New Roman" w:eastAsia="FangSong" w:cs="Times New Roman"/>
-        </w:rPr>
-        <w:t>讲</w:t>
-      </w:r>
-      <w:r>
-        <w:rPr>
-          <w:rFonts w:hint="eastAsia" w:ascii="Times New Roman" w:hAnsi="Times New Roman" w:eastAsia="Times New Roman" w:cs="Times New Roman"/>
-        </w:rPr>
-        <w:t>-</w:t>
-      </w:r>
-      <w:r>
-        <w:rPr>
-          <w:rFonts w:hint="eastAsia" w:ascii="Times New Roman" w:hAnsi="Times New Roman" w:eastAsia="FangSong" w:cs="Times New Roman"/>
-        </w:rPr>
-        <w:t>溶液与化学分析</w:t>
-      </w:r>
-      <w:r>
-        <w:rPr>
-          <w:rFonts w:hint="eastAsia" w:ascii="Times New Roman" w:hAnsi="Times New Roman" w:eastAsia="Times New Roman" w:cs="Times New Roman"/>
-        </w:rPr>
-        <w:t>-</w:t>
-      </w:r>
-      <w:r>
-        <w:rPr>
-          <w:rFonts w:hint="eastAsia" w:ascii="Times New Roman" w:hAnsi="Times New Roman" w:eastAsia="FangSong" w:cs="Times New Roman"/>
-        </w:rPr>
-        <w:t>答案</w:t>
       </w:r>
     </w:p>
     <w:p>
@@ -13032,119 +12580,6 @@
           <w:rFonts w:hint="eastAsia" w:ascii="Times New Roman" w:hAnsi="Times New Roman" w:eastAsia="Times New Roman" w:cs="Times New Roman"/>
         </w:rPr>
         <w:t>1.2</w:t>
-      </w:r>
-    </w:p>
-    <w:p>
-      <w:pPr>
-        <w:pStyle w:val="BlockText"/>
-      </w:pPr>
-      <w:r>
-        <w:rPr>
-          <w:rFonts w:hint="eastAsia" w:ascii="Times New Roman" w:hAnsi="Times New Roman" w:eastAsia="FangSong" w:cs="Times New Roman"/>
-        </w:rPr>
-        <w:t xml:space="preserve">答案见</w:t>
-      </w:r>
-      <w:r>
-        <w:rPr>
-          <w:rFonts w:ascii="Times New Roman" w:hAnsi="Times New Roman" w:eastAsia="Times New Roman" w:cs="Times New Roman"/>
-        </w:rPr>
-        <w:t xml:space="preserve"> </w:t>
-      </w:r>
-      <w:r>
-        <w:rPr>
-          <w:rFonts w:hint="eastAsia" w:ascii="Times New Roman" w:hAnsi="Times New Roman" w:eastAsia="Times New Roman" w:cs="Times New Roman"/>
-        </w:rPr>
-        <w:t>04-</w:t>
-      </w:r>
-      <w:r>
-        <w:rPr>
-          <w:rFonts w:hint="eastAsia" w:ascii="Times New Roman" w:hAnsi="Times New Roman" w:eastAsia="FangSong" w:cs="Times New Roman"/>
-        </w:rPr>
-        <w:t>题库</w:t>
-      </w:r>
-      <w:r>
-        <w:rPr>
-          <w:rFonts w:hint="eastAsia" w:ascii="Times New Roman" w:hAnsi="Times New Roman" w:eastAsia="Times New Roman" w:cs="Times New Roman"/>
-        </w:rPr>
-        <w:t>/</w:t>
-      </w:r>
-      <w:r>
-        <w:rPr>
-          <w:rFonts w:hint="eastAsia" w:ascii="Times New Roman" w:hAnsi="Times New Roman" w:eastAsia="FangSong" w:cs="Times New Roman"/>
-        </w:rPr>
-        <w:t>教材习题</w:t>
-      </w:r>
-      <w:r>
-        <w:rPr>
-          <w:rFonts w:hint="eastAsia" w:ascii="Times New Roman" w:hAnsi="Times New Roman" w:eastAsia="Times New Roman" w:cs="Times New Roman"/>
-        </w:rPr>
-        <w:t>/</w:t>
-      </w:r>
-      <w:r>
-        <w:rPr>
-          <w:rFonts w:hint="eastAsia" w:ascii="Times New Roman" w:hAnsi="Times New Roman" w:eastAsia="FangSong" w:cs="Times New Roman"/>
-        </w:rPr>
-        <w:t>化学竞赛初赛讲义</w:t>
-      </w:r>
-      <w:r>
-        <w:rPr>
-          <w:rFonts w:hint="eastAsia" w:ascii="Times New Roman" w:hAnsi="Times New Roman" w:eastAsia="Times New Roman" w:cs="Times New Roman"/>
-        </w:rPr>
-        <w:t>/</w:t>
-      </w:r>
-      <w:r>
-        <w:rPr>
-          <w:rFonts w:hint="eastAsia" w:ascii="Times New Roman" w:hAnsi="Times New Roman" w:eastAsia="FangSong" w:cs="Times New Roman"/>
-        </w:rPr>
-        <w:t>答案</w:t>
-      </w:r>
-      <w:r>
-        <w:rPr>
-          <w:rFonts w:hint="eastAsia" w:ascii="Times New Roman" w:hAnsi="Times New Roman" w:eastAsia="Times New Roman" w:cs="Times New Roman"/>
-        </w:rPr>
-        <w:t>/</w:t>
-      </w:r>
-      <w:r>
-        <w:rPr>
-          <w:rFonts w:hint="eastAsia" w:ascii="Times New Roman" w:hAnsi="Times New Roman" w:eastAsia="FangSong" w:cs="Times New Roman"/>
-        </w:rPr>
-        <w:t>第</w:t>
-      </w:r>
-      <w:r>
-        <w:rPr>
-          <w:rFonts w:hint="eastAsia" w:ascii="Times New Roman" w:hAnsi="Times New Roman" w:eastAsia="Times New Roman" w:cs="Times New Roman"/>
-        </w:rPr>
-        <w:t>9</w:t>
-      </w:r>
-      <w:r>
-        <w:rPr>
-          <w:rFonts w:hint="eastAsia" w:ascii="Times New Roman" w:hAnsi="Times New Roman" w:eastAsia="FangSong" w:cs="Times New Roman"/>
-        </w:rPr>
-        <w:t>讲</w:t>
-      </w:r>
-      <w:r>
-        <w:rPr>
-          <w:rFonts w:hint="eastAsia" w:ascii="Times New Roman" w:hAnsi="Times New Roman" w:eastAsia="Times New Roman" w:cs="Times New Roman"/>
-        </w:rPr>
-        <w:t>-</w:t>
-      </w:r>
-      <w:r>
-        <w:rPr>
-          <w:rFonts w:hint="eastAsia" w:ascii="Times New Roman" w:hAnsi="Times New Roman" w:eastAsia="FangSong" w:cs="Times New Roman"/>
-        </w:rPr>
-        <w:t>溶液与化学分析</w:t>
-      </w:r>
-      <w:r>
-        <w:rPr>
-          <w:rFonts w:hint="eastAsia" w:ascii="Times New Roman" w:hAnsi="Times New Roman" w:eastAsia="Times New Roman" w:cs="Times New Roman"/>
-        </w:rPr>
-        <w:t>-</w:t>
-      </w:r>
-      <w:r>
-        <w:rPr>
-          <w:rFonts w:hint="eastAsia" w:ascii="Times New Roman" w:hAnsi="Times New Roman" w:eastAsia="FangSong" w:cs="Times New Roman"/>
-        </w:rPr>
-        <w:t>答案</w:t>
       </w:r>
     </w:p>
     <w:p>
@@ -14417,119 +13852,6 @@
     </w:p>
     <w:p>
       <w:pPr>
-        <w:pStyle w:val="BlockText"/>
-      </w:pPr>
-      <w:r>
-        <w:rPr>
-          <w:rFonts w:hint="eastAsia" w:ascii="Times New Roman" w:hAnsi="Times New Roman" w:eastAsia="FangSong" w:cs="Times New Roman"/>
-        </w:rPr>
-        <w:t xml:space="preserve">答案见</w:t>
-      </w:r>
-      <w:r>
-        <w:rPr>
-          <w:rFonts w:ascii="Times New Roman" w:hAnsi="Times New Roman" w:eastAsia="Times New Roman" w:cs="Times New Roman"/>
-        </w:rPr>
-        <w:t xml:space="preserve"> </w:t>
-      </w:r>
-      <w:r>
-        <w:rPr>
-          <w:rFonts w:hint="eastAsia" w:ascii="Times New Roman" w:hAnsi="Times New Roman" w:eastAsia="Times New Roman" w:cs="Times New Roman"/>
-        </w:rPr>
-        <w:t>04-</w:t>
-      </w:r>
-      <w:r>
-        <w:rPr>
-          <w:rFonts w:hint="eastAsia" w:ascii="Times New Roman" w:hAnsi="Times New Roman" w:eastAsia="FangSong" w:cs="Times New Roman"/>
-        </w:rPr>
-        <w:t>题库</w:t>
-      </w:r>
-      <w:r>
-        <w:rPr>
-          <w:rFonts w:hint="eastAsia" w:ascii="Times New Roman" w:hAnsi="Times New Roman" w:eastAsia="Times New Roman" w:cs="Times New Roman"/>
-        </w:rPr>
-        <w:t>/</w:t>
-      </w:r>
-      <w:r>
-        <w:rPr>
-          <w:rFonts w:hint="eastAsia" w:ascii="Times New Roman" w:hAnsi="Times New Roman" w:eastAsia="FangSong" w:cs="Times New Roman"/>
-        </w:rPr>
-        <w:t>教材习题</w:t>
-      </w:r>
-      <w:r>
-        <w:rPr>
-          <w:rFonts w:hint="eastAsia" w:ascii="Times New Roman" w:hAnsi="Times New Roman" w:eastAsia="Times New Roman" w:cs="Times New Roman"/>
-        </w:rPr>
-        <w:t>/</w:t>
-      </w:r>
-      <w:r>
-        <w:rPr>
-          <w:rFonts w:hint="eastAsia" w:ascii="Times New Roman" w:hAnsi="Times New Roman" w:eastAsia="FangSong" w:cs="Times New Roman"/>
-        </w:rPr>
-        <w:t>化学竞赛初赛讲义</w:t>
-      </w:r>
-      <w:r>
-        <w:rPr>
-          <w:rFonts w:hint="eastAsia" w:ascii="Times New Roman" w:hAnsi="Times New Roman" w:eastAsia="Times New Roman" w:cs="Times New Roman"/>
-        </w:rPr>
-        <w:t>/</w:t>
-      </w:r>
-      <w:r>
-        <w:rPr>
-          <w:rFonts w:hint="eastAsia" w:ascii="Times New Roman" w:hAnsi="Times New Roman" w:eastAsia="FangSong" w:cs="Times New Roman"/>
-        </w:rPr>
-        <w:t>答案</w:t>
-      </w:r>
-      <w:r>
-        <w:rPr>
-          <w:rFonts w:hint="eastAsia" w:ascii="Times New Roman" w:hAnsi="Times New Roman" w:eastAsia="Times New Roman" w:cs="Times New Roman"/>
-        </w:rPr>
-        <w:t>/</w:t>
-      </w:r>
-      <w:r>
-        <w:rPr>
-          <w:rFonts w:hint="eastAsia" w:ascii="Times New Roman" w:hAnsi="Times New Roman" w:eastAsia="FangSong" w:cs="Times New Roman"/>
-        </w:rPr>
-        <w:t>第</w:t>
-      </w:r>
-      <w:r>
-        <w:rPr>
-          <w:rFonts w:hint="eastAsia" w:ascii="Times New Roman" w:hAnsi="Times New Roman" w:eastAsia="Times New Roman" w:cs="Times New Roman"/>
-        </w:rPr>
-        <w:t>9</w:t>
-      </w:r>
-      <w:r>
-        <w:rPr>
-          <w:rFonts w:hint="eastAsia" w:ascii="Times New Roman" w:hAnsi="Times New Roman" w:eastAsia="FangSong" w:cs="Times New Roman"/>
-        </w:rPr>
-        <w:t>讲</w:t>
-      </w:r>
-      <w:r>
-        <w:rPr>
-          <w:rFonts w:hint="eastAsia" w:ascii="Times New Roman" w:hAnsi="Times New Roman" w:eastAsia="Times New Roman" w:cs="Times New Roman"/>
-        </w:rPr>
-        <w:t>-</w:t>
-      </w:r>
-      <w:r>
-        <w:rPr>
-          <w:rFonts w:hint="eastAsia" w:ascii="Times New Roman" w:hAnsi="Times New Roman" w:eastAsia="FangSong" w:cs="Times New Roman"/>
-        </w:rPr>
-        <w:t>溶液与化学分析</w:t>
-      </w:r>
-      <w:r>
-        <w:rPr>
-          <w:rFonts w:hint="eastAsia" w:ascii="Times New Roman" w:hAnsi="Times New Roman" w:eastAsia="Times New Roman" w:cs="Times New Roman"/>
-        </w:rPr>
-        <w:t>-</w:t>
-      </w:r>
-      <w:r>
-        <w:rPr>
-          <w:rFonts w:hint="eastAsia" w:ascii="Times New Roman" w:hAnsi="Times New Roman" w:eastAsia="FangSong" w:cs="Times New Roman"/>
-        </w:rPr>
-        <w:t>答案</w:t>
-      </w:r>
-    </w:p>
-    <w:p>
-      <w:pPr>
         <w:spacing w:before="160" w:after="80"/>
       </w:pPr>
       <w:r>
@@ -15630,119 +14952,6 @@
           <w:rFonts w:hint="eastAsia" w:ascii="Times New Roman" w:hAnsi="Times New Roman" w:eastAsia="Times New Roman" w:cs="Times New Roman"/>
         </w:rPr>
         <w:t>1.2</w:t>
-      </w:r>
-    </w:p>
-    <w:p>
-      <w:pPr>
-        <w:pStyle w:val="BlockText"/>
-      </w:pPr>
-      <w:r>
-        <w:rPr>
-          <w:rFonts w:hint="eastAsia" w:ascii="Times New Roman" w:hAnsi="Times New Roman" w:eastAsia="FangSong" w:cs="Times New Roman"/>
-        </w:rPr>
-        <w:t xml:space="preserve">答案见</w:t>
-      </w:r>
-      <w:r>
-        <w:rPr>
-          <w:rFonts w:ascii="Times New Roman" w:hAnsi="Times New Roman" w:eastAsia="Times New Roman" w:cs="Times New Roman"/>
-        </w:rPr>
-        <w:t xml:space="preserve"> </w:t>
-      </w:r>
-      <w:r>
-        <w:rPr>
-          <w:rFonts w:hint="eastAsia" w:ascii="Times New Roman" w:hAnsi="Times New Roman" w:eastAsia="Times New Roman" w:cs="Times New Roman"/>
-        </w:rPr>
-        <w:t>04-</w:t>
-      </w:r>
-      <w:r>
-        <w:rPr>
-          <w:rFonts w:hint="eastAsia" w:ascii="Times New Roman" w:hAnsi="Times New Roman" w:eastAsia="FangSong" w:cs="Times New Roman"/>
-        </w:rPr>
-        <w:t>题库</w:t>
-      </w:r>
-      <w:r>
-        <w:rPr>
-          <w:rFonts w:hint="eastAsia" w:ascii="Times New Roman" w:hAnsi="Times New Roman" w:eastAsia="Times New Roman" w:cs="Times New Roman"/>
-        </w:rPr>
-        <w:t>/</w:t>
-      </w:r>
-      <w:r>
-        <w:rPr>
-          <w:rFonts w:hint="eastAsia" w:ascii="Times New Roman" w:hAnsi="Times New Roman" w:eastAsia="FangSong" w:cs="Times New Roman"/>
-        </w:rPr>
-        <w:t>教材习题</w:t>
-      </w:r>
-      <w:r>
-        <w:rPr>
-          <w:rFonts w:hint="eastAsia" w:ascii="Times New Roman" w:hAnsi="Times New Roman" w:eastAsia="Times New Roman" w:cs="Times New Roman"/>
-        </w:rPr>
-        <w:t>/</w:t>
-      </w:r>
-      <w:r>
-        <w:rPr>
-          <w:rFonts w:hint="eastAsia" w:ascii="Times New Roman" w:hAnsi="Times New Roman" w:eastAsia="FangSong" w:cs="Times New Roman"/>
-        </w:rPr>
-        <w:t>化学竞赛初赛讲义</w:t>
-      </w:r>
-      <w:r>
-        <w:rPr>
-          <w:rFonts w:hint="eastAsia" w:ascii="Times New Roman" w:hAnsi="Times New Roman" w:eastAsia="Times New Roman" w:cs="Times New Roman"/>
-        </w:rPr>
-        <w:t>/</w:t>
-      </w:r>
-      <w:r>
-        <w:rPr>
-          <w:rFonts w:hint="eastAsia" w:ascii="Times New Roman" w:hAnsi="Times New Roman" w:eastAsia="FangSong" w:cs="Times New Roman"/>
-        </w:rPr>
-        <w:t>答案</w:t>
-      </w:r>
-      <w:r>
-        <w:rPr>
-          <w:rFonts w:hint="eastAsia" w:ascii="Times New Roman" w:hAnsi="Times New Roman" w:eastAsia="Times New Roman" w:cs="Times New Roman"/>
-        </w:rPr>
-        <w:t>/</w:t>
-      </w:r>
-      <w:r>
-        <w:rPr>
-          <w:rFonts w:hint="eastAsia" w:ascii="Times New Roman" w:hAnsi="Times New Roman" w:eastAsia="FangSong" w:cs="Times New Roman"/>
-        </w:rPr>
-        <w:t>第</w:t>
-      </w:r>
-      <w:r>
-        <w:rPr>
-          <w:rFonts w:hint="eastAsia" w:ascii="Times New Roman" w:hAnsi="Times New Roman" w:eastAsia="Times New Roman" w:cs="Times New Roman"/>
-        </w:rPr>
-        <w:t>9</w:t>
-      </w:r>
-      <w:r>
-        <w:rPr>
-          <w:rFonts w:hint="eastAsia" w:ascii="Times New Roman" w:hAnsi="Times New Roman" w:eastAsia="FangSong" w:cs="Times New Roman"/>
-        </w:rPr>
-        <w:t>讲</w:t>
-      </w:r>
-      <w:r>
-        <w:rPr>
-          <w:rFonts w:hint="eastAsia" w:ascii="Times New Roman" w:hAnsi="Times New Roman" w:eastAsia="Times New Roman" w:cs="Times New Roman"/>
-        </w:rPr>
-        <w:t>-</w:t>
-      </w:r>
-      <w:r>
-        <w:rPr>
-          <w:rFonts w:hint="eastAsia" w:ascii="Times New Roman" w:hAnsi="Times New Roman" w:eastAsia="FangSong" w:cs="Times New Roman"/>
-        </w:rPr>
-        <w:t>溶液与化学分析</w:t>
-      </w:r>
-      <w:r>
-        <w:rPr>
-          <w:rFonts w:hint="eastAsia" w:ascii="Times New Roman" w:hAnsi="Times New Roman" w:eastAsia="Times New Roman" w:cs="Times New Roman"/>
-        </w:rPr>
-        <w:t>-</w:t>
-      </w:r>
-      <w:r>
-        <w:rPr>
-          <w:rFonts w:hint="eastAsia" w:ascii="Times New Roman" w:hAnsi="Times New Roman" w:eastAsia="FangSong" w:cs="Times New Roman"/>
-        </w:rPr>
-        <w:t>答案</w:t>
       </w:r>
     </w:p>
     <w:p>
@@ -16924,119 +16133,6 @@
           <w:rFonts w:hint="eastAsia" w:ascii="Times New Roman" w:hAnsi="Times New Roman" w:eastAsia="Times New Roman" w:cs="Times New Roman"/>
         </w:rPr>
         <w:t>1.2</w:t>
-      </w:r>
-    </w:p>
-    <w:p>
-      <w:pPr>
-        <w:pStyle w:val="BlockText"/>
-      </w:pPr>
-      <w:r>
-        <w:rPr>
-          <w:rFonts w:hint="eastAsia" w:ascii="Times New Roman" w:hAnsi="Times New Roman" w:eastAsia="FangSong" w:cs="Times New Roman"/>
-        </w:rPr>
-        <w:t xml:space="preserve">答案见</w:t>
-      </w:r>
-      <w:r>
-        <w:rPr>
-          <w:rFonts w:ascii="Times New Roman" w:hAnsi="Times New Roman" w:eastAsia="Times New Roman" w:cs="Times New Roman"/>
-        </w:rPr>
-        <w:t xml:space="preserve"> </w:t>
-      </w:r>
-      <w:r>
-        <w:rPr>
-          <w:rFonts w:hint="eastAsia" w:ascii="Times New Roman" w:hAnsi="Times New Roman" w:eastAsia="Times New Roman" w:cs="Times New Roman"/>
-        </w:rPr>
-        <w:t>04-</w:t>
-      </w:r>
-      <w:r>
-        <w:rPr>
-          <w:rFonts w:hint="eastAsia" w:ascii="Times New Roman" w:hAnsi="Times New Roman" w:eastAsia="FangSong" w:cs="Times New Roman"/>
-        </w:rPr>
-        <w:t>题库</w:t>
-      </w:r>
-      <w:r>
-        <w:rPr>
-          <w:rFonts w:hint="eastAsia" w:ascii="Times New Roman" w:hAnsi="Times New Roman" w:eastAsia="Times New Roman" w:cs="Times New Roman"/>
-        </w:rPr>
-        <w:t>/</w:t>
-      </w:r>
-      <w:r>
-        <w:rPr>
-          <w:rFonts w:hint="eastAsia" w:ascii="Times New Roman" w:hAnsi="Times New Roman" w:eastAsia="FangSong" w:cs="Times New Roman"/>
-        </w:rPr>
-        <w:t>教材习题</w:t>
-      </w:r>
-      <w:r>
-        <w:rPr>
-          <w:rFonts w:hint="eastAsia" w:ascii="Times New Roman" w:hAnsi="Times New Roman" w:eastAsia="Times New Roman" w:cs="Times New Roman"/>
-        </w:rPr>
-        <w:t>/</w:t>
-      </w:r>
-      <w:r>
-        <w:rPr>
-          <w:rFonts w:hint="eastAsia" w:ascii="Times New Roman" w:hAnsi="Times New Roman" w:eastAsia="FangSong" w:cs="Times New Roman"/>
-        </w:rPr>
-        <w:t>化学竞赛初赛讲义</w:t>
-      </w:r>
-      <w:r>
-        <w:rPr>
-          <w:rFonts w:hint="eastAsia" w:ascii="Times New Roman" w:hAnsi="Times New Roman" w:eastAsia="Times New Roman" w:cs="Times New Roman"/>
-        </w:rPr>
-        <w:t>/</w:t>
-      </w:r>
-      <w:r>
-        <w:rPr>
-          <w:rFonts w:hint="eastAsia" w:ascii="Times New Roman" w:hAnsi="Times New Roman" w:eastAsia="FangSong" w:cs="Times New Roman"/>
-        </w:rPr>
-        <w:t>答案</w:t>
-      </w:r>
-      <w:r>
-        <w:rPr>
-          <w:rFonts w:hint="eastAsia" w:ascii="Times New Roman" w:hAnsi="Times New Roman" w:eastAsia="Times New Roman" w:cs="Times New Roman"/>
-        </w:rPr>
-        <w:t>/</w:t>
-      </w:r>
-      <w:r>
-        <w:rPr>
-          <w:rFonts w:hint="eastAsia" w:ascii="Times New Roman" w:hAnsi="Times New Roman" w:eastAsia="FangSong" w:cs="Times New Roman"/>
-        </w:rPr>
-        <w:t>第</w:t>
-      </w:r>
-      <w:r>
-        <w:rPr>
-          <w:rFonts w:hint="eastAsia" w:ascii="Times New Roman" w:hAnsi="Times New Roman" w:eastAsia="Times New Roman" w:cs="Times New Roman"/>
-        </w:rPr>
-        <w:t>9</w:t>
-      </w:r>
-      <w:r>
-        <w:rPr>
-          <w:rFonts w:hint="eastAsia" w:ascii="Times New Roman" w:hAnsi="Times New Roman" w:eastAsia="FangSong" w:cs="Times New Roman"/>
-        </w:rPr>
-        <w:t>讲</w:t>
-      </w:r>
-      <w:r>
-        <w:rPr>
-          <w:rFonts w:hint="eastAsia" w:ascii="Times New Roman" w:hAnsi="Times New Roman" w:eastAsia="Times New Roman" w:cs="Times New Roman"/>
-        </w:rPr>
-        <w:t>-</w:t>
-      </w:r>
-      <w:r>
-        <w:rPr>
-          <w:rFonts w:hint="eastAsia" w:ascii="Times New Roman" w:hAnsi="Times New Roman" w:eastAsia="FangSong" w:cs="Times New Roman"/>
-        </w:rPr>
-        <w:t>溶液与化学分析</w:t>
-      </w:r>
-      <w:r>
-        <w:rPr>
-          <w:rFonts w:hint="eastAsia" w:ascii="Times New Roman" w:hAnsi="Times New Roman" w:eastAsia="Times New Roman" w:cs="Times New Roman"/>
-        </w:rPr>
-        <w:t>-</w:t>
-      </w:r>
-      <w:r>
-        <w:rPr>
-          <w:rFonts w:hint="eastAsia" w:ascii="Times New Roman" w:hAnsi="Times New Roman" w:eastAsia="FangSong" w:cs="Times New Roman"/>
-        </w:rPr>
-        <w:t>答案</w:t>
       </w:r>
     </w:p>
     <w:p>
@@ -18434,119 +17530,6 @@
     </w:p>
     <w:p>
       <w:pPr>
-        <w:pStyle w:val="BlockText"/>
-      </w:pPr>
-      <w:r>
-        <w:rPr>
-          <w:rFonts w:hint="eastAsia" w:ascii="Times New Roman" w:hAnsi="Times New Roman" w:eastAsia="FangSong" w:cs="Times New Roman"/>
-        </w:rPr>
-        <w:t xml:space="preserve">答案见</w:t>
-      </w:r>
-      <w:r>
-        <w:rPr>
-          <w:rFonts w:ascii="Times New Roman" w:hAnsi="Times New Roman" w:eastAsia="Times New Roman" w:cs="Times New Roman"/>
-        </w:rPr>
-        <w:t xml:space="preserve"> </w:t>
-      </w:r>
-      <w:r>
-        <w:rPr>
-          <w:rFonts w:hint="eastAsia" w:ascii="Times New Roman" w:hAnsi="Times New Roman" w:eastAsia="Times New Roman" w:cs="Times New Roman"/>
-        </w:rPr>
-        <w:t>04-</w:t>
-      </w:r>
-      <w:r>
-        <w:rPr>
-          <w:rFonts w:hint="eastAsia" w:ascii="Times New Roman" w:hAnsi="Times New Roman" w:eastAsia="FangSong" w:cs="Times New Roman"/>
-        </w:rPr>
-        <w:t>题库</w:t>
-      </w:r>
-      <w:r>
-        <w:rPr>
-          <w:rFonts w:hint="eastAsia" w:ascii="Times New Roman" w:hAnsi="Times New Roman" w:eastAsia="Times New Roman" w:cs="Times New Roman"/>
-        </w:rPr>
-        <w:t>/</w:t>
-      </w:r>
-      <w:r>
-        <w:rPr>
-          <w:rFonts w:hint="eastAsia" w:ascii="Times New Roman" w:hAnsi="Times New Roman" w:eastAsia="FangSong" w:cs="Times New Roman"/>
-        </w:rPr>
-        <w:t>教材习题</w:t>
-      </w:r>
-      <w:r>
-        <w:rPr>
-          <w:rFonts w:hint="eastAsia" w:ascii="Times New Roman" w:hAnsi="Times New Roman" w:eastAsia="Times New Roman" w:cs="Times New Roman"/>
-        </w:rPr>
-        <w:t>/</w:t>
-      </w:r>
-      <w:r>
-        <w:rPr>
-          <w:rFonts w:hint="eastAsia" w:ascii="Times New Roman" w:hAnsi="Times New Roman" w:eastAsia="FangSong" w:cs="Times New Roman"/>
-        </w:rPr>
-        <w:t>化学竞赛初赛讲义</w:t>
-      </w:r>
-      <w:r>
-        <w:rPr>
-          <w:rFonts w:hint="eastAsia" w:ascii="Times New Roman" w:hAnsi="Times New Roman" w:eastAsia="Times New Roman" w:cs="Times New Roman"/>
-        </w:rPr>
-        <w:t>/</w:t>
-      </w:r>
-      <w:r>
-        <w:rPr>
-          <w:rFonts w:hint="eastAsia" w:ascii="Times New Roman" w:hAnsi="Times New Roman" w:eastAsia="FangSong" w:cs="Times New Roman"/>
-        </w:rPr>
-        <w:t>答案</w:t>
-      </w:r>
-      <w:r>
-        <w:rPr>
-          <w:rFonts w:hint="eastAsia" w:ascii="Times New Roman" w:hAnsi="Times New Roman" w:eastAsia="Times New Roman" w:cs="Times New Roman"/>
-        </w:rPr>
-        <w:t>/</w:t>
-      </w:r>
-      <w:r>
-        <w:rPr>
-          <w:rFonts w:hint="eastAsia" w:ascii="Times New Roman" w:hAnsi="Times New Roman" w:eastAsia="FangSong" w:cs="Times New Roman"/>
-        </w:rPr>
-        <w:t>第</w:t>
-      </w:r>
-      <w:r>
-        <w:rPr>
-          <w:rFonts w:hint="eastAsia" w:ascii="Times New Roman" w:hAnsi="Times New Roman" w:eastAsia="Times New Roman" w:cs="Times New Roman"/>
-        </w:rPr>
-        <w:t>9</w:t>
-      </w:r>
-      <w:r>
-        <w:rPr>
-          <w:rFonts w:hint="eastAsia" w:ascii="Times New Roman" w:hAnsi="Times New Roman" w:eastAsia="FangSong" w:cs="Times New Roman"/>
-        </w:rPr>
-        <w:t>讲</w:t>
-      </w:r>
-      <w:r>
-        <w:rPr>
-          <w:rFonts w:hint="eastAsia" w:ascii="Times New Roman" w:hAnsi="Times New Roman" w:eastAsia="Times New Roman" w:cs="Times New Roman"/>
-        </w:rPr>
-        <w:t>-</w:t>
-      </w:r>
-      <w:r>
-        <w:rPr>
-          <w:rFonts w:hint="eastAsia" w:ascii="Times New Roman" w:hAnsi="Times New Roman" w:eastAsia="FangSong" w:cs="Times New Roman"/>
-        </w:rPr>
-        <w:t>溶液与化学分析</w:t>
-      </w:r>
-      <w:r>
-        <w:rPr>
-          <w:rFonts w:hint="eastAsia" w:ascii="Times New Roman" w:hAnsi="Times New Roman" w:eastAsia="Times New Roman" w:cs="Times New Roman"/>
-        </w:rPr>
-        <w:t>-</w:t>
-      </w:r>
-      <w:r>
-        <w:rPr>
-          <w:rFonts w:hint="eastAsia" w:ascii="Times New Roman" w:hAnsi="Times New Roman" w:eastAsia="FangSong" w:cs="Times New Roman"/>
-        </w:rPr>
-        <w:t>答案</w:t>
-      </w:r>
-    </w:p>
-    <w:p>
-      <w:pPr>
         <w:spacing w:before="160" w:after="80"/>
       </w:pPr>
       <w:r>
@@ -19792,119 +18775,6 @@
     </w:p>
     <w:p>
       <w:pPr>
-        <w:pStyle w:val="BlockText"/>
-      </w:pPr>
-      <w:r>
-        <w:rPr>
-          <w:rFonts w:hint="eastAsia" w:ascii="Times New Roman" w:hAnsi="Times New Roman" w:eastAsia="FangSong" w:cs="Times New Roman"/>
-        </w:rPr>
-        <w:t xml:space="preserve">答案见</w:t>
-      </w:r>
-      <w:r>
-        <w:rPr>
-          <w:rFonts w:ascii="Times New Roman" w:hAnsi="Times New Roman" w:eastAsia="Times New Roman" w:cs="Times New Roman"/>
-        </w:rPr>
-        <w:t xml:space="preserve"> </w:t>
-      </w:r>
-      <w:r>
-        <w:rPr>
-          <w:rFonts w:hint="eastAsia" w:ascii="Times New Roman" w:hAnsi="Times New Roman" w:eastAsia="Times New Roman" w:cs="Times New Roman"/>
-        </w:rPr>
-        <w:t>04-</w:t>
-      </w:r>
-      <w:r>
-        <w:rPr>
-          <w:rFonts w:hint="eastAsia" w:ascii="Times New Roman" w:hAnsi="Times New Roman" w:eastAsia="FangSong" w:cs="Times New Roman"/>
-        </w:rPr>
-        <w:t>题库</w:t>
-      </w:r>
-      <w:r>
-        <w:rPr>
-          <w:rFonts w:hint="eastAsia" w:ascii="Times New Roman" w:hAnsi="Times New Roman" w:eastAsia="Times New Roman" w:cs="Times New Roman"/>
-        </w:rPr>
-        <w:t>/</w:t>
-      </w:r>
-      <w:r>
-        <w:rPr>
-          <w:rFonts w:hint="eastAsia" w:ascii="Times New Roman" w:hAnsi="Times New Roman" w:eastAsia="FangSong" w:cs="Times New Roman"/>
-        </w:rPr>
-        <w:t>教材习题</w:t>
-      </w:r>
-      <w:r>
-        <w:rPr>
-          <w:rFonts w:hint="eastAsia" w:ascii="Times New Roman" w:hAnsi="Times New Roman" w:eastAsia="Times New Roman" w:cs="Times New Roman"/>
-        </w:rPr>
-        <w:t>/</w:t>
-      </w:r>
-      <w:r>
-        <w:rPr>
-          <w:rFonts w:hint="eastAsia" w:ascii="Times New Roman" w:hAnsi="Times New Roman" w:eastAsia="FangSong" w:cs="Times New Roman"/>
-        </w:rPr>
-        <w:t>化学竞赛初赛讲义</w:t>
-      </w:r>
-      <w:r>
-        <w:rPr>
-          <w:rFonts w:hint="eastAsia" w:ascii="Times New Roman" w:hAnsi="Times New Roman" w:eastAsia="Times New Roman" w:cs="Times New Roman"/>
-        </w:rPr>
-        <w:t>/</w:t>
-      </w:r>
-      <w:r>
-        <w:rPr>
-          <w:rFonts w:hint="eastAsia" w:ascii="Times New Roman" w:hAnsi="Times New Roman" w:eastAsia="FangSong" w:cs="Times New Roman"/>
-        </w:rPr>
-        <w:t>答案</w:t>
-      </w:r>
-      <w:r>
-        <w:rPr>
-          <w:rFonts w:hint="eastAsia" w:ascii="Times New Roman" w:hAnsi="Times New Roman" w:eastAsia="Times New Roman" w:cs="Times New Roman"/>
-        </w:rPr>
-        <w:t>/</w:t>
-      </w:r>
-      <w:r>
-        <w:rPr>
-          <w:rFonts w:hint="eastAsia" w:ascii="Times New Roman" w:hAnsi="Times New Roman" w:eastAsia="FangSong" w:cs="Times New Roman"/>
-        </w:rPr>
-        <w:t>第</w:t>
-      </w:r>
-      <w:r>
-        <w:rPr>
-          <w:rFonts w:hint="eastAsia" w:ascii="Times New Roman" w:hAnsi="Times New Roman" w:eastAsia="Times New Roman" w:cs="Times New Roman"/>
-        </w:rPr>
-        <w:t>9</w:t>
-      </w:r>
-      <w:r>
-        <w:rPr>
-          <w:rFonts w:hint="eastAsia" w:ascii="Times New Roman" w:hAnsi="Times New Roman" w:eastAsia="FangSong" w:cs="Times New Roman"/>
-        </w:rPr>
-        <w:t>讲</w:t>
-      </w:r>
-      <w:r>
-        <w:rPr>
-          <w:rFonts w:hint="eastAsia" w:ascii="Times New Roman" w:hAnsi="Times New Roman" w:eastAsia="Times New Roman" w:cs="Times New Roman"/>
-        </w:rPr>
-        <w:t>-</w:t>
-      </w:r>
-      <w:r>
-        <w:rPr>
-          <w:rFonts w:hint="eastAsia" w:ascii="Times New Roman" w:hAnsi="Times New Roman" w:eastAsia="FangSong" w:cs="Times New Roman"/>
-        </w:rPr>
-        <w:t>溶液与化学分析</w:t>
-      </w:r>
-      <w:r>
-        <w:rPr>
-          <w:rFonts w:hint="eastAsia" w:ascii="Times New Roman" w:hAnsi="Times New Roman" w:eastAsia="Times New Roman" w:cs="Times New Roman"/>
-        </w:rPr>
-        <w:t>-</w:t>
-      </w:r>
-      <w:r>
-        <w:rPr>
-          <w:rFonts w:hint="eastAsia" w:ascii="Times New Roman" w:hAnsi="Times New Roman" w:eastAsia="FangSong" w:cs="Times New Roman"/>
-        </w:rPr>
-        <w:t>答案</w:t>
-      </w:r>
-    </w:p>
-    <w:p>
-      <w:pPr>
         <w:spacing w:before="160" w:after="80"/>
       </w:pPr>
       <w:r>
@@ -20946,119 +19816,6 @@
           <w:rFonts w:hint="eastAsia" w:ascii="Times New Roman" w:hAnsi="Times New Roman" w:eastAsia="Times New Roman" w:cs="Times New Roman"/>
         </w:rPr>
         <w:t>1.2</w:t>
-      </w:r>
-    </w:p>
-    <w:p>
-      <w:pPr>
-        <w:pStyle w:val="BlockText"/>
-      </w:pPr>
-      <w:r>
-        <w:rPr>
-          <w:rFonts w:hint="eastAsia" w:ascii="Times New Roman" w:hAnsi="Times New Roman" w:eastAsia="FangSong" w:cs="Times New Roman"/>
-        </w:rPr>
-        <w:t xml:space="preserve">答案见</w:t>
-      </w:r>
-      <w:r>
-        <w:rPr>
-          <w:rFonts w:ascii="Times New Roman" w:hAnsi="Times New Roman" w:eastAsia="Times New Roman" w:cs="Times New Roman"/>
-        </w:rPr>
-        <w:t xml:space="preserve"> </w:t>
-      </w:r>
-      <w:r>
-        <w:rPr>
-          <w:rFonts w:hint="eastAsia" w:ascii="Times New Roman" w:hAnsi="Times New Roman" w:eastAsia="Times New Roman" w:cs="Times New Roman"/>
-        </w:rPr>
-        <w:t>04-</w:t>
-      </w:r>
-      <w:r>
-        <w:rPr>
-          <w:rFonts w:hint="eastAsia" w:ascii="Times New Roman" w:hAnsi="Times New Roman" w:eastAsia="FangSong" w:cs="Times New Roman"/>
-        </w:rPr>
-        <w:t>题库</w:t>
-      </w:r>
-      <w:r>
-        <w:rPr>
-          <w:rFonts w:hint="eastAsia" w:ascii="Times New Roman" w:hAnsi="Times New Roman" w:eastAsia="Times New Roman" w:cs="Times New Roman"/>
-        </w:rPr>
-        <w:t>/</w:t>
-      </w:r>
-      <w:r>
-        <w:rPr>
-          <w:rFonts w:hint="eastAsia" w:ascii="Times New Roman" w:hAnsi="Times New Roman" w:eastAsia="FangSong" w:cs="Times New Roman"/>
-        </w:rPr>
-        <w:t>教材习题</w:t>
-      </w:r>
-      <w:r>
-        <w:rPr>
-          <w:rFonts w:hint="eastAsia" w:ascii="Times New Roman" w:hAnsi="Times New Roman" w:eastAsia="Times New Roman" w:cs="Times New Roman"/>
-        </w:rPr>
-        <w:t>/</w:t>
-      </w:r>
-      <w:r>
-        <w:rPr>
-          <w:rFonts w:hint="eastAsia" w:ascii="Times New Roman" w:hAnsi="Times New Roman" w:eastAsia="FangSong" w:cs="Times New Roman"/>
-        </w:rPr>
-        <w:t>化学竞赛初赛讲义</w:t>
-      </w:r>
-      <w:r>
-        <w:rPr>
-          <w:rFonts w:hint="eastAsia" w:ascii="Times New Roman" w:hAnsi="Times New Roman" w:eastAsia="Times New Roman" w:cs="Times New Roman"/>
-        </w:rPr>
-        <w:t>/</w:t>
-      </w:r>
-      <w:r>
-        <w:rPr>
-          <w:rFonts w:hint="eastAsia" w:ascii="Times New Roman" w:hAnsi="Times New Roman" w:eastAsia="FangSong" w:cs="Times New Roman"/>
-        </w:rPr>
-        <w:t>答案</w:t>
-      </w:r>
-      <w:r>
-        <w:rPr>
-          <w:rFonts w:hint="eastAsia" w:ascii="Times New Roman" w:hAnsi="Times New Roman" w:eastAsia="Times New Roman" w:cs="Times New Roman"/>
-        </w:rPr>
-        <w:t>/</w:t>
-      </w:r>
-      <w:r>
-        <w:rPr>
-          <w:rFonts w:hint="eastAsia" w:ascii="Times New Roman" w:hAnsi="Times New Roman" w:eastAsia="FangSong" w:cs="Times New Roman"/>
-        </w:rPr>
-        <w:t>第</w:t>
-      </w:r>
-      <w:r>
-        <w:rPr>
-          <w:rFonts w:hint="eastAsia" w:ascii="Times New Roman" w:hAnsi="Times New Roman" w:eastAsia="Times New Roman" w:cs="Times New Roman"/>
-        </w:rPr>
-        <w:t>9</w:t>
-      </w:r>
-      <w:r>
-        <w:rPr>
-          <w:rFonts w:hint="eastAsia" w:ascii="Times New Roman" w:hAnsi="Times New Roman" w:eastAsia="FangSong" w:cs="Times New Roman"/>
-        </w:rPr>
-        <w:t>讲</w:t>
-      </w:r>
-      <w:r>
-        <w:rPr>
-          <w:rFonts w:hint="eastAsia" w:ascii="Times New Roman" w:hAnsi="Times New Roman" w:eastAsia="Times New Roman" w:cs="Times New Roman"/>
-        </w:rPr>
-        <w:t>-</w:t>
-      </w:r>
-      <w:r>
-        <w:rPr>
-          <w:rFonts w:hint="eastAsia" w:ascii="Times New Roman" w:hAnsi="Times New Roman" w:eastAsia="FangSong" w:cs="Times New Roman"/>
-        </w:rPr>
-        <w:t>溶液与化学分析</w:t>
-      </w:r>
-      <w:r>
-        <w:rPr>
-          <w:rFonts w:hint="eastAsia" w:ascii="Times New Roman" w:hAnsi="Times New Roman" w:eastAsia="Times New Roman" w:cs="Times New Roman"/>
-        </w:rPr>
-        <w:t>-</w:t>
-      </w:r>
-      <w:r>
-        <w:rPr>
-          <w:rFonts w:hint="eastAsia" w:ascii="Times New Roman" w:hAnsi="Times New Roman" w:eastAsia="FangSong" w:cs="Times New Roman"/>
-        </w:rPr>
-        <w:t>答案</w:t>
       </w:r>
     </w:p>
     <w:p>

--- a/00-首页/题组Word/第一轮·竞赛教材版/第一轮原理-6-酸碱理论-教师版.docx
+++ b/00-首页/题组Word/第一轮·竞赛教材版/第一轮原理-6-酸碱理论-教师版.docx
@@ -658,14 +658,14 @@
         </w:rPr>
         <w:drawing>
           <wp:inline>
-            <wp:extent cx="3240000" cy="4584609"/>
+            <wp:extent cx="3600000" cy="520661"/>
             <wp:effectExtent b="0" l="0" r="0" t="0"/>
             <wp:docPr descr="" title="" id="12" name="Picture"/>
             <a:graphic>
               <a:graphicData uri="http://schemas.openxmlformats.org/drawingml/2006/picture">
                 <pic:pic>
                   <pic:nvPicPr>
-                    <pic:cNvPr descr="2022-浙江预赛_p10.png" id="13" name="Picture"/>
+                    <pic:cNvPr descr="06-外部资料导入/真题/省预赛/裁剪图/2022-浙江预赛_q54.png" id="13" name="Picture"/>
                     <pic:cNvPicPr>
                       <a:picLocks noChangeArrowheads="1" noChangeAspect="1"/>
                     </pic:cNvPicPr>
@@ -679,7 +679,7 @@
                   <pic:spPr bwMode="auto">
                     <a:xfrm>
                       <a:off x="0" y="0"/>
-                      <a:ext cx="3240000" cy="4584609"/>
+                      <a:ext cx="3600000" cy="520661"/>
                     </a:xfrm>
                     <a:prstGeom prst="rect">
                       <a:avLst/>
@@ -1349,14 +1349,14 @@
         </w:rPr>
         <w:drawing>
           <wp:inline>
-            <wp:extent cx="3240000" cy="4584609"/>
+            <wp:extent cx="3600000" cy="1441592"/>
             <wp:effectExtent b="0" l="0" r="0" t="0"/>
             <wp:docPr descr="" title="" id="17" name="Picture"/>
             <a:graphic>
               <a:graphicData uri="http://schemas.openxmlformats.org/drawingml/2006/picture">
                 <pic:pic>
                   <pic:nvPicPr>
-                    <pic:cNvPr descr="2021-浙江预赛_p10.png" id="18" name="Picture"/>
+                    <pic:cNvPr descr="06-外部资料导入/真题/省预赛/裁剪图/2021-浙江预赛_q51.png" id="18" name="Picture"/>
                     <pic:cNvPicPr>
                       <a:picLocks noChangeArrowheads="1" noChangeAspect="1"/>
                     </pic:cNvPicPr>
@@ -1370,7 +1370,7 @@
                   <pic:spPr bwMode="auto">
                     <a:xfrm>
                       <a:off x="0" y="0"/>
-                      <a:ext cx="3240000" cy="4584609"/>
+                      <a:ext cx="3600000" cy="1441592"/>
                     </a:xfrm>
                     <a:prstGeom prst="rect">
                       <a:avLst/>
@@ -28766,14 +28766,14 @@
         </w:rPr>
         <w:drawing>
           <wp:inline>
-            <wp:extent cx="3240000" cy="4584609"/>
+            <wp:extent cx="3240000" cy="4408163"/>
             <wp:effectExtent b="0" l="0" r="0" t="0"/>
             <wp:docPr descr="" title="" id="41" name="Picture"/>
             <a:graphic>
               <a:graphicData uri="http://schemas.openxmlformats.org/drawingml/2006/picture">
                 <pic:pic>
                   <pic:nvPicPr>
-                    <pic:cNvPr descr="2023-浙江预赛_p16.png" id="42" name="Picture"/>
+                    <pic:cNvPr descr="06-外部资料导入/真题/省预赛/裁剪图/2023-浙江预赛_q72.png" id="42" name="Picture"/>
                     <pic:cNvPicPr>
                       <a:picLocks noChangeArrowheads="1" noChangeAspect="1"/>
                     </pic:cNvPicPr>
@@ -28787,7 +28787,7 @@
                   <pic:spPr bwMode="auto">
                     <a:xfrm>
                       <a:off x="0" y="0"/>
-                      <a:ext cx="3240000" cy="4584609"/>
+                      <a:ext cx="3240000" cy="4408163"/>
                     </a:xfrm>
                     <a:prstGeom prst="rect">
                       <a:avLst/>
